--- a/report/Compulsory Assignment.docx
+++ b/report/Compulsory Assignment.docx
@@ -7,19 +7,31 @@
         <w:pStyle w:val="Title"/>
         <w:rPr>
           <w:rFonts w:ascii="Times New Roman" w:hAnsi="Times New Roman" w:cs="Times New Roman"/>
-        </w:rPr>
-      </w:pPr>
+          <w:lang w:val="en-US"/>
+        </w:rPr>
+      </w:pPr>
+      <w:proofErr w:type="spellStart"/>
       <w:r>
         <w:rPr>
           <w:rFonts w:ascii="Times New Roman" w:hAnsi="Times New Roman" w:cs="Times New Roman"/>
-        </w:rPr>
-        <w:t>Compolsory Assignment</w:t>
-      </w:r>
-    </w:p>
-    <w:p>
-      <w:pPr>
-        <w:rPr>
-          <w:rFonts w:cs="Times New Roman"/>
+          <w:lang w:val="en-US"/>
+        </w:rPr>
+        <w:t>Compolsory</w:t>
+      </w:r>
+      <w:proofErr w:type="spellEnd"/>
+      <w:r>
+        <w:rPr>
+          <w:rFonts w:ascii="Times New Roman" w:hAnsi="Times New Roman" w:cs="Times New Roman"/>
+          <w:lang w:val="en-US"/>
+        </w:rPr>
+        <w:t xml:space="preserve"> Assignment</w:t>
+      </w:r>
+    </w:p>
+    <w:p>
+      <w:pPr>
+        <w:rPr>
+          <w:rFonts w:cs="Times New Roman"/>
+          <w:lang w:val="en-US"/>
         </w:rPr>
       </w:pPr>
     </w:p>
@@ -28,11 +40,13 @@
         <w:pStyle w:val="Heading1"/>
         <w:rPr>
           <w:rFonts w:ascii="Times New Roman" w:hAnsi="Times New Roman" w:cs="Times New Roman"/>
+          <w:lang w:val="en-US"/>
         </w:rPr>
       </w:pPr>
       <w:r>
         <w:rPr>
           <w:rFonts w:ascii="Times New Roman" w:hAnsi="Times New Roman" w:cs="Times New Roman"/>
+          <w:lang w:val="en-US"/>
         </w:rPr>
         <w:t>Dataset</w:t>
       </w:r>
@@ -501,21 +515,7 @@
           <w:rFonts w:cs="Times New Roman"/>
           <w:lang w:val="en-US"/>
         </w:rPr>
-        <w:t xml:space="preserve"> </w:t>
-      </w:r>
-      <w:r>
-        <w:rPr>
-          <w:rFonts w:cs="Times New Roman"/>
-          <w:lang w:val="en-US"/>
-        </w:rPr>
-        <w:t xml:space="preserve">- </w:t>
-      </w:r>
-      <w:r>
-        <w:rPr>
-          <w:rFonts w:cs="Times New Roman"/>
-          <w:lang w:val="en-US"/>
-        </w:rPr>
-        <w:t xml:space="preserve">Plot the average Final Percentage against Study Hours Per Day. </w:t>
+        <w:t xml:space="preserve"> - Plot the average Final Percentage against Study Hours Per Day. </w:t>
       </w:r>
     </w:p>
     <w:p>
@@ -544,28 +544,7 @@
           <w:rFonts w:cs="Times New Roman"/>
           <w:lang w:val="en-US"/>
         </w:rPr>
-        <w:t xml:space="preserve">- </w:t>
-      </w:r>
-      <w:r>
-        <w:rPr>
-          <w:rFonts w:cs="Times New Roman"/>
-          <w:lang w:val="en-US"/>
-        </w:rPr>
-        <w:t>Create a scatter plot to visualize Attendance Percentage vs. Final Percentage</w:t>
-      </w:r>
-      <w:r>
-        <w:rPr>
-          <w:rFonts w:cs="Times New Roman"/>
-          <w:lang w:val="en-US"/>
-        </w:rPr>
-        <w:t xml:space="preserve">. </w:t>
-      </w:r>
-      <w:r>
-        <w:rPr>
-          <w:rFonts w:cs="Times New Roman"/>
-          <w:lang w:val="en-US"/>
-        </w:rPr>
-        <w:t xml:space="preserve"> </w:t>
+        <w:t xml:space="preserve">- Create a scatter plot to visualize Attendance Percentage vs. Final Percentage.  </w:t>
       </w:r>
     </w:p>
     <w:p>
@@ -594,14 +573,7 @@
           <w:rFonts w:cs="Times New Roman"/>
           <w:lang w:val="en-US"/>
         </w:rPr>
-        <w:t xml:space="preserve"> - </w:t>
-      </w:r>
-      <w:r>
-        <w:rPr>
-          <w:rFonts w:cs="Times New Roman"/>
-          <w:lang w:val="en-US"/>
-        </w:rPr>
-        <w:t xml:space="preserve">Create a bar chart comparing the average Math, Science and English scores. </w:t>
+        <w:t xml:space="preserve"> - Create a bar chart comparing the average Math, Science and English scores. </w:t>
       </w:r>
     </w:p>
     <w:p>
@@ -630,21 +602,7 @@
           <w:rFonts w:cs="Times New Roman"/>
           <w:lang w:val="en-US"/>
         </w:rPr>
-        <w:t xml:space="preserve"> </w:t>
-      </w:r>
-      <w:r>
-        <w:rPr>
-          <w:rFonts w:cs="Times New Roman"/>
-          <w:lang w:val="en-US"/>
-        </w:rPr>
-        <w:t xml:space="preserve">- </w:t>
-      </w:r>
-      <w:r>
-        <w:rPr>
-          <w:rFonts w:cs="Times New Roman"/>
-          <w:lang w:val="en-US"/>
-        </w:rPr>
-        <w:t xml:space="preserve">Create a scatter plot to visualize Previous Year Score vs. Final Percentage. </w:t>
+        <w:t xml:space="preserve"> - Create a scatter plot to visualize Previous Year Score vs. Final Percentage. </w:t>
       </w:r>
     </w:p>
     <w:p>
@@ -673,21 +631,7 @@
           <w:rFonts w:cs="Times New Roman"/>
           <w:lang w:val="en-US"/>
         </w:rPr>
-        <w:t xml:space="preserve"> </w:t>
-      </w:r>
-      <w:r>
-        <w:rPr>
-          <w:rFonts w:cs="Times New Roman"/>
-          <w:lang w:val="en-US"/>
-        </w:rPr>
-        <w:t xml:space="preserve">- </w:t>
-      </w:r>
-      <w:r>
-        <w:rPr>
-          <w:rFonts w:cs="Times New Roman"/>
-          <w:lang w:val="en-US"/>
-        </w:rPr>
-        <w:t xml:space="preserve">Create a scatter plot of Study Hours Per Day vs. Final Percentage, differentiating students by Gender. </w:t>
+        <w:t xml:space="preserve"> - Create a scatter plot of Study Hours Per Day vs. Final Percentage, differentiating students by Gender. </w:t>
       </w:r>
     </w:p>
     <w:p>
@@ -716,21 +660,7 @@
           <w:rFonts w:cs="Times New Roman"/>
           <w:lang w:val="en-US"/>
         </w:rPr>
-        <w:t xml:space="preserve"> </w:t>
-      </w:r>
-      <w:r>
-        <w:rPr>
-          <w:rFonts w:cs="Times New Roman"/>
-          <w:lang w:val="en-US"/>
-        </w:rPr>
-        <w:t xml:space="preserve">- </w:t>
-      </w:r>
-      <w:r>
-        <w:rPr>
-          <w:rFonts w:cs="Times New Roman"/>
-          <w:lang w:val="en-US"/>
-        </w:rPr>
-        <w:t>Create a box plot comparing Final Percentage between students who participate and do not participate in Extracurricular Activities.</w:t>
+        <w:t xml:space="preserve"> - Create a box plot comparing Final Percentage between students who participate and do not participate in Extracurricular Activities.</w:t>
       </w:r>
     </w:p>
     <w:p>
@@ -1094,13 +1024,7 @@
           <w:lang w:val="en-US"/>
         </w:rPr>
         <w:lastRenderedPageBreak/>
-        <w:t xml:space="preserve">Task </w:t>
-      </w:r>
-      <w:r>
-        <w:rPr>
-          <w:lang w:val="en-US"/>
-        </w:rPr>
-        <w:t>3</w:t>
+        <w:t>Task 3</w:t>
       </w:r>
     </w:p>
     <w:p>
@@ -1353,13 +1277,7 @@
         <w:rPr>
           <w:lang w:val="en-US"/>
         </w:rPr>
-        <w:t xml:space="preserve">Task </w:t>
-      </w:r>
-      <w:r>
-        <w:rPr>
-          <w:lang w:val="en-US"/>
-        </w:rPr>
-        <w:t>4</w:t>
+        <w:t>Task 4</w:t>
       </w:r>
     </w:p>
     <w:p>
@@ -1627,13 +1545,7 @@
         <w:rPr>
           <w:lang w:val="en-US"/>
         </w:rPr>
-        <w:t xml:space="preserve">Task </w:t>
-      </w:r>
-      <w:r>
-        <w:rPr>
-          <w:lang w:val="en-US"/>
-        </w:rPr>
-        <w:t>5</w:t>
+        <w:t>Task 5</w:t>
       </w:r>
     </w:p>
     <w:p>
@@ -1750,13 +1662,7 @@
           <w:lang w:val="en-US"/>
         </w:rPr>
         <w:lastRenderedPageBreak/>
-        <w:t xml:space="preserve">Task </w:t>
-      </w:r>
-      <w:r>
-        <w:rPr>
-          <w:lang w:val="en-US"/>
-        </w:rPr>
-        <w:t>6</w:t>
+        <w:t>Task 6</w:t>
       </w:r>
     </w:p>
     <w:p>
@@ -2232,20 +2138,11 @@
         </w:rPr>
         <w:t xml:space="preserve">The code I used to visualize the data can be found on my GitHub page here: </w:t>
       </w:r>
-      <w:hyperlink r:id="rId11" w:history="1">
-        <w:r>
-          <w:rPr>
-            <w:rStyle w:val="Hyperlink"/>
-            <w:lang w:val="en-US"/>
-          </w:rPr>
-          <w:t>https://github.com/Cybersecurity-Master/IAI4100-compolsory-assignment</w:t>
-        </w:r>
-      </w:hyperlink>
-      <w:r>
-        <w:rPr>
-          <w:lang w:val="en-US"/>
-        </w:rPr>
-        <w:t xml:space="preserve"> </w:t>
+      <w:r>
+        <w:rPr>
+          <w:lang w:val="en-US"/>
+        </w:rPr>
+        <w:t>https://github.com/Cybersecurity-Master/IAI4100-compolsory-assignment</w:t>
       </w:r>
     </w:p>
     <w:sectPr>
@@ -2861,6 +2758,7 @@
   <w:style w:type="character" w:default="1" w:styleId="DefaultParagraphFont">
     <w:name w:val="Default Paragraph Font"/>
     <w:uiPriority w:val="1"/>
+    <w:semiHidden/>
     <w:unhideWhenUsed/>
   </w:style>
   <w:style w:type="table" w:default="1" w:styleId="TableNormal">
